--- a/docs/软著/过程材料/07-软件测试-测试计划与用例.docx
+++ b/docs/软著/过程材料/07-软件测试-测试计划与用例.docx
@@ -843,7 +843,39 @@
           <w:b w:val="0"/>
           <w:sz w:val="21"/>
         </w:rPr>
-        <w:t>采用**自动化门禁为主、手工验收为辅**的方式：门禁共 **56 步**，覆盖契约、渲染、导出、安全、编排、</w:t>
+        <w:t>采用</w:t>
+      </w:r>
+      <w:r>
+        <w:rPr>
+          <w:rFonts w:ascii="Times New Roman" w:hAnsi="Times New Roman" w:eastAsia="宋体"/>
+          <w:b/>
+          <w:sz w:val="21"/>
+        </w:rPr>
+        <w:t>自动化门禁为主、手工验收为辅</w:t>
+      </w:r>
+      <w:r>
+        <w:rPr>
+          <w:rFonts w:ascii="Times New Roman" w:hAnsi="Times New Roman" w:eastAsia="宋体"/>
+          <w:b w:val="0"/>
+          <w:sz w:val="21"/>
+        </w:rPr>
+        <w:t xml:space="preserve">的方式：门禁共 </w:t>
+      </w:r>
+      <w:r>
+        <w:rPr>
+          <w:rFonts w:ascii="Times New Roman" w:hAnsi="Times New Roman" w:eastAsia="宋体"/>
+          <w:b/>
+          <w:sz w:val="21"/>
+        </w:rPr>
+        <w:t>56 步</w:t>
+      </w:r>
+      <w:r>
+        <w:rPr>
+          <w:rFonts w:ascii="Times New Roman" w:hAnsi="Times New Roman" w:eastAsia="宋体"/>
+          <w:b w:val="0"/>
+          <w:sz w:val="21"/>
+        </w:rPr>
+        <w:t>，覆盖契约、渲染、导出、安全、编排、</w:t>
       </w:r>
     </w:p>
     <w:p>
@@ -1659,7 +1691,23 @@
                 <w:b w:val="0"/>
                 <w:sz w:val="19"/>
               </w:rPr>
-              <w:t>注入 `NaN` 状态量</w:t>
+              <w:t xml:space="preserve">注入 </w:t>
+            </w:r>
+            <w:r>
+              <w:rPr>
+                <w:rFonts w:ascii="Courier New" w:hAnsi="Courier New" w:eastAsia="宋体"/>
+                <w:b w:val="0"/>
+                <w:sz w:val="19"/>
+              </w:rPr>
+              <w:t>NaN</w:t>
+            </w:r>
+            <w:r>
+              <w:rPr>
+                <w:rFonts w:ascii="Times New Roman" w:hAnsi="Times New Roman" w:eastAsia="宋体"/>
+                <w:b w:val="0"/>
+                <w:sz w:val="19"/>
+              </w:rPr>
+              <w:t xml:space="preserve"> 状态量</w:t>
             </w:r>
           </w:p>
         </w:tc>
@@ -1759,7 +1807,15 @@
                 <w:b w:val="0"/>
                 <w:sz w:val="19"/>
               </w:rPr>
-              <w:t>注入死循环 `while(true)`</w:t>
+              <w:t xml:space="preserve">注入死循环 </w:t>
+            </w:r>
+            <w:r>
+              <w:rPr>
+                <w:rFonts w:ascii="Courier New" w:hAnsi="Courier New" w:eastAsia="宋体"/>
+                <w:b w:val="0"/>
+                <w:sz w:val="19"/>
+              </w:rPr>
+              <w:t>while(true)</w:t>
             </w:r>
           </w:p>
         </w:tc>
@@ -1859,7 +1915,15 @@
                 <w:b w:val="0"/>
                 <w:sz w:val="19"/>
               </w:rPr>
-              <w:t>注入 `require("fs")`</w:t>
+              <w:t xml:space="preserve">注入 </w:t>
+            </w:r>
+            <w:r>
+              <w:rPr>
+                <w:rFonts w:ascii="Courier New" w:hAnsi="Courier New" w:eastAsia="宋体"/>
+                <w:b w:val="0"/>
+                <w:sz w:val="19"/>
+              </w:rPr>
+              <w:t>require("fs")</w:t>
             </w:r>
           </w:p>
         </w:tc>
@@ -3138,7 +3202,23 @@
           <w:b w:val="0"/>
           <w:sz w:val="21"/>
         </w:rPr>
-        <w:t>缺陷修复后**必须补一条回归**，防止再犯。</w:t>
+        <w:t>缺陷修复后</w:t>
+      </w:r>
+      <w:r>
+        <w:rPr>
+          <w:rFonts w:ascii="Times New Roman" w:hAnsi="Times New Roman" w:eastAsia="宋体"/>
+          <w:b/>
+          <w:sz w:val="21"/>
+        </w:rPr>
+        <w:t>必须补一条回归</w:t>
+      </w:r>
+      <w:r>
+        <w:rPr>
+          <w:rFonts w:ascii="Times New Roman" w:hAnsi="Times New Roman" w:eastAsia="宋体"/>
+          <w:b w:val="0"/>
+          <w:sz w:val="21"/>
+        </w:rPr>
+        <w:t>，防止再犯。</w:t>
       </w:r>
     </w:p>
     <w:p>
@@ -3394,10 +3474,10 @@
             <w:r>
               <w:rPr>
                 <w:rFonts w:ascii="Times New Roman" w:hAnsi="Times New Roman" w:eastAsia="宋体"/>
-                <w:b w:val="0"/>
+                <w:b/>
                 <w:sz w:val="19"/>
               </w:rPr>
-              <w:t>**满足发布条件**</w:t>
+              <w:t>满足发布条件</w:t>
             </w:r>
           </w:p>
         </w:tc>
@@ -3410,7 +3490,23 @@
           <w:b w:val="0"/>
           <w:sz w:val="21"/>
         </w:rPr>
-        <w:t>附：每轮测试的机器可读报告保存在项目的 `tests/reports/` 下</w:t>
+        <w:t xml:space="preserve">附：每轮测试的机器可读报告保存在项目的 </w:t>
+      </w:r>
+      <w:r>
+        <w:rPr>
+          <w:rFonts w:ascii="Courier New" w:hAnsi="Courier New" w:eastAsia="宋体"/>
+          <w:b w:val="0"/>
+          <w:sz w:val="21"/>
+        </w:rPr>
+        <w:t>tests/reports/</w:t>
+      </w:r>
+      <w:r>
+        <w:rPr>
+          <w:rFonts w:ascii="Times New Roman" w:hAnsi="Times New Roman" w:eastAsia="宋体"/>
+          <w:b w:val="0"/>
+          <w:sz w:val="21"/>
+        </w:rPr>
+        <w:t xml:space="preserve"> 下</w:t>
       </w:r>
     </w:p>
     <w:p>
